--- a/sample_docs/life_insurance_lic.docx
+++ b/sample_docs/life_insurance_lic.docx
@@ -27,7 +27,7 @@
     </w:p>
     <w:p>
       <w:r>
-        <w:t>Renewal Date: 12 June 2027</w:t>
+        <w:t>Renewal Date: 22 June 2027</w:t>
       </w:r>
     </w:p>
     <w:p>
